--- a/custom-reference-doc.docx
+++ b/custom-reference-doc.docx
@@ -75,16 +75,10 @@
     </w:p>
     <w:p>
       <w:pPr>
-        <w:pStyle w:val="2"/>
-        <w:rPr>
-          <w:color w:val="auto"/>
-        </w:rPr>
+        <w:pStyle w:val="4"/>
       </w:pPr>
       <w:bookmarkStart w:id="1" w:name="heading-2"/>
       <w:r>
-        <w:rPr>
-          <w:color w:val="auto"/>
-        </w:rPr>
         <w:t xml:space="preserve">Heading 2 </w:t>
       </w:r>
       <w:bookmarkEnd w:id="1"/>
@@ -365,10 +359,6 @@
     <w:p>
       <w:pPr>
         <w:pStyle w:val="1"/>
-        <w:numPr>
-          <w:ilvl w:val="0"/>
-          <w:numId w:val="0"/>
-        </w:numPr>
         <w:rPr>
           <w:lang w:eastAsia="zh-CN"/>
         </w:rPr>
@@ -415,12 +405,7 @@
       </w:pPr>
     </w:p>
     <w:sectPr>
-      <w:headerReference w:type="even" r:id="rId8"/>
-      <w:headerReference w:type="default" r:id="rId9"/>
-      <w:footerReference w:type="even" r:id="rId10"/>
-      <w:footerReference w:type="default" r:id="rId11"/>
-      <w:headerReference w:type="first" r:id="rId12"/>
-      <w:footerReference w:type="first" r:id="rId13"/>
+      <w:footerReference w:type="default" r:id="rId8"/>
       <w:pgSz w:w="12240" w:h="15840"/>
       <w:pgMar w:top="1440" w:right="1800" w:bottom="1440" w:left="1800" w:header="720" w:footer="720" w:gutter="0"/>
       <w:cols w:space="720"/>
@@ -455,16 +440,6 @@
 </file>
 
 <file path=word/footer1.xml><?xml version="1.0" encoding="utf-8"?>
-<w:ftr xmlns:wpc="http://schemas.microsoft.com/office/word/2010/wordprocessingCanvas" xmlns:cx="http://schemas.microsoft.com/office/drawing/2014/chartex" xmlns:cx1="http://schemas.microsoft.com/office/drawing/2015/9/8/chartex" xmlns:cx2="http://schemas.microsoft.com/office/drawing/2015/10/21/chartex" xmlns:cx3="http://schemas.microsoft.com/office/drawing/2016/5/9/chartex" xmlns:cx4="http://schemas.microsoft.com/office/drawing/2016/5/10/chartex" xmlns:cx5="http://schemas.microsoft.com/office/drawing/2016/5/11/chartex" xmlns:cx6="http://schemas.microsoft.com/office/drawing/2016/5/12/chartex" xmlns:cx7="http://schemas.microsoft.com/office/drawing/2016/5/13/chartex" xmlns:cx8="http://schemas.microsoft.com/office/drawing/2016/5/14/chartex" xmlns:mc="http://schemas.openxmlformats.org/markup-compatibility/2006" xmlns:aink="http://schemas.microsoft.com/office/drawing/2016/ink" xmlns:am3d="http://schemas.microsoft.com/office/drawing/2017/model3d" xmlns:o="urn:schemas-microsoft-com:office:office" xmlns:oel="http://schemas.microsoft.com/office/2019/extlst" xmlns:r="http://schemas.openxmlformats.org/officeDocument/2006/relationships" xmlns:m="http://schemas.openxmlformats.org/officeDocument/2006/math" xmlns:v="urn:schemas-microsoft-com:vml" xmlns:wp14="http://schemas.microsoft.com/office/word/2010/wordprocessingDrawing" xmlns:wp="http://schemas.openxmlformats.org/drawingml/2006/wordprocessingDrawing" xmlns:w10="urn:schemas-microsoft-com:office:word" xmlns:w="http://schemas.openxmlformats.org/wordprocessingml/2006/main" xmlns:w14="http://schemas.microsoft.com/office/word/2010/wordml" xmlns:w15="http://schemas.microsoft.com/office/word/2012/wordml" xmlns:w16cex="http://schemas.microsoft.com/office/word/2018/wordml/cex" xmlns:w16cid="http://schemas.microsoft.com/office/word/2016/wordml/cid" xmlns:w16="http://schemas.microsoft.com/office/word/2018/wordml" xmlns:w16du="http://schemas.microsoft.com/office/word/2023/wordml/word16du" xmlns:w16sdtdh="http://schemas.microsoft.com/office/word/2020/wordml/sdtdatahash" xmlns:w16sdtfl="http://schemas.microsoft.com/office/word/2024/wordml/sdtformatlock" xmlns:w16se="http://schemas.microsoft.com/office/word/2015/wordml/symex" xmlns:wpg="http://schemas.microsoft.com/office/word/2010/wordprocessingGroup" xmlns:wpi="http://schemas.microsoft.com/office/word/2010/wordprocessingInk" xmlns:wne="http://schemas.microsoft.com/office/word/2006/wordml" xmlns:wps="http://schemas.microsoft.com/office/word/2010/wordprocessingShape" mc:Ignorable="w14 w15 w16se w16cid w16 w16cex w16sdtdh w16sdtfl w16du wp14">
-  <w:p>
-    <w:pPr>
-      <w:pStyle w:val="af1"/>
-    </w:pPr>
-  </w:p>
-</w:ftr>
-</file>
-
-<file path=word/footer2.xml><?xml version="1.0" encoding="utf-8"?>
 <w:ftr xmlns:wpc="http://schemas.microsoft.com/office/word/2010/wordprocessingCanvas" xmlns:cx="http://schemas.microsoft.com/office/drawing/2014/chartex" xmlns:cx1="http://schemas.microsoft.com/office/drawing/2015/9/8/chartex" xmlns:cx2="http://schemas.microsoft.com/office/drawing/2015/10/21/chartex" xmlns:cx3="http://schemas.microsoft.com/office/drawing/2016/5/9/chartex" xmlns:cx4="http://schemas.microsoft.com/office/drawing/2016/5/10/chartex" xmlns:cx5="http://schemas.microsoft.com/office/drawing/2016/5/11/chartex" xmlns:cx6="http://schemas.microsoft.com/office/drawing/2016/5/12/chartex" xmlns:cx7="http://schemas.microsoft.com/office/drawing/2016/5/13/chartex" xmlns:cx8="http://schemas.microsoft.com/office/drawing/2016/5/14/chartex" xmlns:mc="http://schemas.openxmlformats.org/markup-compatibility/2006" xmlns:aink="http://schemas.microsoft.com/office/drawing/2016/ink" xmlns:am3d="http://schemas.microsoft.com/office/drawing/2017/model3d" xmlns:o="urn:schemas-microsoft-com:office:office" xmlns:oel="http://schemas.microsoft.com/office/2019/extlst" xmlns:r="http://schemas.openxmlformats.org/officeDocument/2006/relationships" xmlns:m="http://schemas.openxmlformats.org/officeDocument/2006/math" xmlns:v="urn:schemas-microsoft-com:vml" xmlns:wp14="http://schemas.microsoft.com/office/word/2010/wordprocessingDrawing" xmlns:wp="http://schemas.openxmlformats.org/drawingml/2006/wordprocessingDrawing" xmlns:w10="urn:schemas-microsoft-com:office:word" xmlns:w="http://schemas.openxmlformats.org/wordprocessingml/2006/main" xmlns:w14="http://schemas.microsoft.com/office/word/2010/wordml" xmlns:w15="http://schemas.microsoft.com/office/word/2012/wordml" xmlns:w16cex="http://schemas.microsoft.com/office/word/2018/wordml/cex" xmlns:w16cid="http://schemas.microsoft.com/office/word/2016/wordml/cid" xmlns:w16="http://schemas.microsoft.com/office/word/2018/wordml" xmlns:w16du="http://schemas.microsoft.com/office/word/2023/wordml/word16du" xmlns:w16sdtdh="http://schemas.microsoft.com/office/word/2020/wordml/sdtdatahash" xmlns:w16sdtfl="http://schemas.microsoft.com/office/word/2024/wordml/sdtformatlock" xmlns:w16se="http://schemas.microsoft.com/office/word/2015/wordml/symex" xmlns:wpg="http://schemas.microsoft.com/office/word/2010/wordprocessingGroup" xmlns:wpi="http://schemas.microsoft.com/office/word/2010/wordprocessingInk" xmlns:wne="http://schemas.microsoft.com/office/word/2006/wordml" xmlns:wps="http://schemas.microsoft.com/office/word/2010/wordprocessingShape" mc:Ignorable="w14 w15 w16se w16cid w16 w16cex w16sdtdh w16sdtfl w16du wp14">
   <w:sdt>
     <w:sdtPr>
@@ -509,16 +484,6 @@
 </w:ftr>
 </file>
 
-<file path=word/footer3.xml><?xml version="1.0" encoding="utf-8"?>
-<w:ftr xmlns:wpc="http://schemas.microsoft.com/office/word/2010/wordprocessingCanvas" xmlns:cx="http://schemas.microsoft.com/office/drawing/2014/chartex" xmlns:cx1="http://schemas.microsoft.com/office/drawing/2015/9/8/chartex" xmlns:cx2="http://schemas.microsoft.com/office/drawing/2015/10/21/chartex" xmlns:cx3="http://schemas.microsoft.com/office/drawing/2016/5/9/chartex" xmlns:cx4="http://schemas.microsoft.com/office/drawing/2016/5/10/chartex" xmlns:cx5="http://schemas.microsoft.com/office/drawing/2016/5/11/chartex" xmlns:cx6="http://schemas.microsoft.com/office/drawing/2016/5/12/chartex" xmlns:cx7="http://schemas.microsoft.com/office/drawing/2016/5/13/chartex" xmlns:cx8="http://schemas.microsoft.com/office/drawing/2016/5/14/chartex" xmlns:mc="http://schemas.openxmlformats.org/markup-compatibility/2006" xmlns:aink="http://schemas.microsoft.com/office/drawing/2016/ink" xmlns:am3d="http://schemas.microsoft.com/office/drawing/2017/model3d" xmlns:o="urn:schemas-microsoft-com:office:office" xmlns:oel="http://schemas.microsoft.com/office/2019/extlst" xmlns:r="http://schemas.openxmlformats.org/officeDocument/2006/relationships" xmlns:m="http://schemas.openxmlformats.org/officeDocument/2006/math" xmlns:v="urn:schemas-microsoft-com:vml" xmlns:wp14="http://schemas.microsoft.com/office/word/2010/wordprocessingDrawing" xmlns:wp="http://schemas.openxmlformats.org/drawingml/2006/wordprocessingDrawing" xmlns:w10="urn:schemas-microsoft-com:office:word" xmlns:w="http://schemas.openxmlformats.org/wordprocessingml/2006/main" xmlns:w14="http://schemas.microsoft.com/office/word/2010/wordml" xmlns:w15="http://schemas.microsoft.com/office/word/2012/wordml" xmlns:w16cex="http://schemas.microsoft.com/office/word/2018/wordml/cex" xmlns:w16cid="http://schemas.microsoft.com/office/word/2016/wordml/cid" xmlns:w16="http://schemas.microsoft.com/office/word/2018/wordml" xmlns:w16du="http://schemas.microsoft.com/office/word/2023/wordml/word16du" xmlns:w16sdtdh="http://schemas.microsoft.com/office/word/2020/wordml/sdtdatahash" xmlns:w16sdtfl="http://schemas.microsoft.com/office/word/2024/wordml/sdtformatlock" xmlns:w16se="http://schemas.microsoft.com/office/word/2015/wordml/symex" xmlns:wpg="http://schemas.microsoft.com/office/word/2010/wordprocessingGroup" xmlns:wpi="http://schemas.microsoft.com/office/word/2010/wordprocessingInk" xmlns:wne="http://schemas.microsoft.com/office/word/2006/wordml" xmlns:wps="http://schemas.microsoft.com/office/word/2010/wordprocessingShape" mc:Ignorable="w14 w15 w16se w16cid w16 w16cex w16sdtdh w16sdtfl w16du wp14">
-  <w:p>
-    <w:pPr>
-      <w:pStyle w:val="af1"/>
-    </w:pPr>
-  </w:p>
-</w:ftr>
-</file>
-
 <file path=word/footnotes.xml><?xml version="1.0" encoding="utf-8"?>
 <w:footnotes xmlns:wpc="http://schemas.microsoft.com/office/word/2010/wordprocessingCanvas" xmlns:cx="http://schemas.microsoft.com/office/drawing/2014/chartex" xmlns:cx1="http://schemas.microsoft.com/office/drawing/2015/9/8/chartex" xmlns:cx2="http://schemas.microsoft.com/office/drawing/2015/10/21/chartex" xmlns:cx3="http://schemas.microsoft.com/office/drawing/2016/5/9/chartex" xmlns:cx4="http://schemas.microsoft.com/office/drawing/2016/5/10/chartex" xmlns:cx5="http://schemas.microsoft.com/office/drawing/2016/5/11/chartex" xmlns:cx6="http://schemas.microsoft.com/office/drawing/2016/5/12/chartex" xmlns:cx7="http://schemas.microsoft.com/office/drawing/2016/5/13/chartex" xmlns:cx8="http://schemas.microsoft.com/office/drawing/2016/5/14/chartex" xmlns:mc="http://schemas.openxmlformats.org/markup-compatibility/2006" xmlns:aink="http://schemas.microsoft.com/office/drawing/2016/ink" xmlns:am3d="http://schemas.microsoft.com/office/drawing/2017/model3d" xmlns:o="urn:schemas-microsoft-com:office:office" xmlns:oel="http://schemas.microsoft.com/office/2019/extlst" xmlns:r="http://schemas.openxmlformats.org/officeDocument/2006/relationships" xmlns:m="http://schemas.openxmlformats.org/officeDocument/2006/math" xmlns:v="urn:schemas-microsoft-com:vml" xmlns:wp14="http://schemas.microsoft.com/office/word/2010/wordprocessingDrawing" xmlns:wp="http://schemas.openxmlformats.org/drawingml/2006/wordprocessingDrawing" xmlns:w10="urn:schemas-microsoft-com:office:word" xmlns:w="http://schemas.openxmlformats.org/wordprocessingml/2006/main" xmlns:w14="http://schemas.microsoft.com/office/word/2010/wordml" xmlns:w15="http://schemas.microsoft.com/office/word/2012/wordml" xmlns:w16cex="http://schemas.microsoft.com/office/word/2018/wordml/cex" xmlns:w16cid="http://schemas.microsoft.com/office/word/2016/wordml/cid" xmlns:w16="http://schemas.microsoft.com/office/word/2018/wordml" xmlns:w16du="http://schemas.microsoft.com/office/word/2023/wordml/word16du" xmlns:w16sdtdh="http://schemas.microsoft.com/office/word/2020/wordml/sdtdatahash" xmlns:w16sdtfl="http://schemas.microsoft.com/office/word/2024/wordml/sdtformatlock" xmlns:w16se="http://schemas.microsoft.com/office/word/2015/wordml/symex" xmlns:wpg="http://schemas.microsoft.com/office/word/2010/wordprocessingGroup" xmlns:wpi="http://schemas.microsoft.com/office/word/2010/wordprocessingInk" xmlns:wne="http://schemas.microsoft.com/office/word/2006/wordml" xmlns:wps="http://schemas.microsoft.com/office/word/2010/wordprocessingShape" mc:Ignorable="w14 w15 w16se w16cid w16 w16cex w16sdtdh w16sdtfl w16du wp14">
   <w:footnote w:type="separator" w:id="-1">
@@ -552,36 +517,6 @@
     </w:p>
   </w:footnote>
 </w:footnotes>
-</file>
-
-<file path=word/header1.xml><?xml version="1.0" encoding="utf-8"?>
-<w:hdr xmlns:wpc="http://schemas.microsoft.com/office/word/2010/wordprocessingCanvas" xmlns:cx="http://schemas.microsoft.com/office/drawing/2014/chartex" xmlns:cx1="http://schemas.microsoft.com/office/drawing/2015/9/8/chartex" xmlns:cx2="http://schemas.microsoft.com/office/drawing/2015/10/21/chartex" xmlns:cx3="http://schemas.microsoft.com/office/drawing/2016/5/9/chartex" xmlns:cx4="http://schemas.microsoft.com/office/drawing/2016/5/10/chartex" xmlns:cx5="http://schemas.microsoft.com/office/drawing/2016/5/11/chartex" xmlns:cx6="http://schemas.microsoft.com/office/drawing/2016/5/12/chartex" xmlns:cx7="http://schemas.microsoft.com/office/drawing/2016/5/13/chartex" xmlns:cx8="http://schemas.microsoft.com/office/drawing/2016/5/14/chartex" xmlns:mc="http://schemas.openxmlformats.org/markup-compatibility/2006" xmlns:aink="http://schemas.microsoft.com/office/drawing/2016/ink" xmlns:am3d="http://schemas.microsoft.com/office/drawing/2017/model3d" xmlns:o="urn:schemas-microsoft-com:office:office" xmlns:oel="http://schemas.microsoft.com/office/2019/extlst" xmlns:r="http://schemas.openxmlformats.org/officeDocument/2006/relationships" xmlns:m="http://schemas.openxmlformats.org/officeDocument/2006/math" xmlns:v="urn:schemas-microsoft-com:vml" xmlns:wp14="http://schemas.microsoft.com/office/word/2010/wordprocessingDrawing" xmlns:wp="http://schemas.openxmlformats.org/drawingml/2006/wordprocessingDrawing" xmlns:w10="urn:schemas-microsoft-com:office:word" xmlns:w="http://schemas.openxmlformats.org/wordprocessingml/2006/main" xmlns:w14="http://schemas.microsoft.com/office/word/2010/wordml" xmlns:w15="http://schemas.microsoft.com/office/word/2012/wordml" xmlns:w16cex="http://schemas.microsoft.com/office/word/2018/wordml/cex" xmlns:w16cid="http://schemas.microsoft.com/office/word/2016/wordml/cid" xmlns:w16="http://schemas.microsoft.com/office/word/2018/wordml" xmlns:w16du="http://schemas.microsoft.com/office/word/2023/wordml/word16du" xmlns:w16sdtdh="http://schemas.microsoft.com/office/word/2020/wordml/sdtdatahash" xmlns:w16sdtfl="http://schemas.microsoft.com/office/word/2024/wordml/sdtformatlock" xmlns:w16se="http://schemas.microsoft.com/office/word/2015/wordml/symex" xmlns:wpg="http://schemas.microsoft.com/office/word/2010/wordprocessingGroup" xmlns:wpi="http://schemas.microsoft.com/office/word/2010/wordprocessingInk" xmlns:wne="http://schemas.microsoft.com/office/word/2006/wordml" xmlns:wps="http://schemas.microsoft.com/office/word/2010/wordprocessingShape" mc:Ignorable="w14 w15 w16se w16cid w16 w16cex w16sdtdh w16sdtfl w16du wp14">
-  <w:p>
-    <w:pPr>
-      <w:pStyle w:val="af"/>
-    </w:pPr>
-  </w:p>
-</w:hdr>
-</file>
-
-<file path=word/header2.xml><?xml version="1.0" encoding="utf-8"?>
-<w:hdr xmlns:wpc="http://schemas.microsoft.com/office/word/2010/wordprocessingCanvas" xmlns:cx="http://schemas.microsoft.com/office/drawing/2014/chartex" xmlns:cx1="http://schemas.microsoft.com/office/drawing/2015/9/8/chartex" xmlns:cx2="http://schemas.microsoft.com/office/drawing/2015/10/21/chartex" xmlns:cx3="http://schemas.microsoft.com/office/drawing/2016/5/9/chartex" xmlns:cx4="http://schemas.microsoft.com/office/drawing/2016/5/10/chartex" xmlns:cx5="http://schemas.microsoft.com/office/drawing/2016/5/11/chartex" xmlns:cx6="http://schemas.microsoft.com/office/drawing/2016/5/12/chartex" xmlns:cx7="http://schemas.microsoft.com/office/drawing/2016/5/13/chartex" xmlns:cx8="http://schemas.microsoft.com/office/drawing/2016/5/14/chartex" xmlns:mc="http://schemas.openxmlformats.org/markup-compatibility/2006" xmlns:aink="http://schemas.microsoft.com/office/drawing/2016/ink" xmlns:am3d="http://schemas.microsoft.com/office/drawing/2017/model3d" xmlns:o="urn:schemas-microsoft-com:office:office" xmlns:oel="http://schemas.microsoft.com/office/2019/extlst" xmlns:r="http://schemas.openxmlformats.org/officeDocument/2006/relationships" xmlns:m="http://schemas.openxmlformats.org/officeDocument/2006/math" xmlns:v="urn:schemas-microsoft-com:vml" xmlns:wp14="http://schemas.microsoft.com/office/word/2010/wordprocessingDrawing" xmlns:wp="http://schemas.openxmlformats.org/drawingml/2006/wordprocessingDrawing" xmlns:w10="urn:schemas-microsoft-com:office:word" xmlns:w="http://schemas.openxmlformats.org/wordprocessingml/2006/main" xmlns:w14="http://schemas.microsoft.com/office/word/2010/wordml" xmlns:w15="http://schemas.microsoft.com/office/word/2012/wordml" xmlns:w16cex="http://schemas.microsoft.com/office/word/2018/wordml/cex" xmlns:w16cid="http://schemas.microsoft.com/office/word/2016/wordml/cid" xmlns:w16="http://schemas.microsoft.com/office/word/2018/wordml" xmlns:w16du="http://schemas.microsoft.com/office/word/2023/wordml/word16du" xmlns:w16sdtdh="http://schemas.microsoft.com/office/word/2020/wordml/sdtdatahash" xmlns:w16sdtfl="http://schemas.microsoft.com/office/word/2024/wordml/sdtformatlock" xmlns:w16se="http://schemas.microsoft.com/office/word/2015/wordml/symex" xmlns:wpg="http://schemas.microsoft.com/office/word/2010/wordprocessingGroup" xmlns:wpi="http://schemas.microsoft.com/office/word/2010/wordprocessingInk" xmlns:wne="http://schemas.microsoft.com/office/word/2006/wordml" xmlns:wps="http://schemas.microsoft.com/office/word/2010/wordprocessingShape" mc:Ignorable="w14 w15 w16se w16cid w16 w16cex w16sdtdh w16sdtfl w16du wp14">
-  <w:p>
-    <w:pPr>
-      <w:pStyle w:val="af"/>
-    </w:pPr>
-  </w:p>
-</w:hdr>
-</file>
-
-<file path=word/header3.xml><?xml version="1.0" encoding="utf-8"?>
-<w:hdr xmlns:wpc="http://schemas.microsoft.com/office/word/2010/wordprocessingCanvas" xmlns:cx="http://schemas.microsoft.com/office/drawing/2014/chartex" xmlns:cx1="http://schemas.microsoft.com/office/drawing/2015/9/8/chartex" xmlns:cx2="http://schemas.microsoft.com/office/drawing/2015/10/21/chartex" xmlns:cx3="http://schemas.microsoft.com/office/drawing/2016/5/9/chartex" xmlns:cx4="http://schemas.microsoft.com/office/drawing/2016/5/10/chartex" xmlns:cx5="http://schemas.microsoft.com/office/drawing/2016/5/11/chartex" xmlns:cx6="http://schemas.microsoft.com/office/drawing/2016/5/12/chartex" xmlns:cx7="http://schemas.microsoft.com/office/drawing/2016/5/13/chartex" xmlns:cx8="http://schemas.microsoft.com/office/drawing/2016/5/14/chartex" xmlns:mc="http://schemas.openxmlformats.org/markup-compatibility/2006" xmlns:aink="http://schemas.microsoft.com/office/drawing/2016/ink" xmlns:am3d="http://schemas.microsoft.com/office/drawing/2017/model3d" xmlns:o="urn:schemas-microsoft-com:office:office" xmlns:oel="http://schemas.microsoft.com/office/2019/extlst" xmlns:r="http://schemas.openxmlformats.org/officeDocument/2006/relationships" xmlns:m="http://schemas.openxmlformats.org/officeDocument/2006/math" xmlns:v="urn:schemas-microsoft-com:vml" xmlns:wp14="http://schemas.microsoft.com/office/word/2010/wordprocessingDrawing" xmlns:wp="http://schemas.openxmlformats.org/drawingml/2006/wordprocessingDrawing" xmlns:w10="urn:schemas-microsoft-com:office:word" xmlns:w="http://schemas.openxmlformats.org/wordprocessingml/2006/main" xmlns:w14="http://schemas.microsoft.com/office/word/2010/wordml" xmlns:w15="http://schemas.microsoft.com/office/word/2012/wordml" xmlns:w16cex="http://schemas.microsoft.com/office/word/2018/wordml/cex" xmlns:w16cid="http://schemas.microsoft.com/office/word/2016/wordml/cid" xmlns:w16="http://schemas.microsoft.com/office/word/2018/wordml" xmlns:w16du="http://schemas.microsoft.com/office/word/2023/wordml/word16du" xmlns:w16sdtdh="http://schemas.microsoft.com/office/word/2020/wordml/sdtdatahash" xmlns:w16sdtfl="http://schemas.microsoft.com/office/word/2024/wordml/sdtformatlock" xmlns:w16se="http://schemas.microsoft.com/office/word/2015/wordml/symex" xmlns:wpg="http://schemas.microsoft.com/office/word/2010/wordprocessingGroup" xmlns:wpi="http://schemas.microsoft.com/office/word/2010/wordprocessingInk" xmlns:wne="http://schemas.microsoft.com/office/word/2006/wordml" xmlns:wps="http://schemas.microsoft.com/office/word/2010/wordprocessingShape" mc:Ignorable="w14 w15 w16se w16cid w16 w16cex w16sdtdh w16sdtfl w16du wp14">
-  <w:p>
-    <w:pPr>
-      <w:pStyle w:val="af"/>
-    </w:pPr>
-  </w:p>
-</w:hdr>
 </file>
 
 <file path=word/numbering.xml><?xml version="1.0" encoding="utf-8"?>
@@ -778,7 +713,6 @@
     <w:lvl w:ilvl="0">
       <w:start w:val="1"/>
       <w:numFmt w:val="decimal"/>
-      <w:pStyle w:val="1"/>
       <w:lvlText w:val="%1"/>
       <w:lvlJc w:val="left"/>
       <w:pPr>
@@ -788,7 +722,6 @@
     <w:lvl w:ilvl="1">
       <w:start w:val="1"/>
       <w:numFmt w:val="decimal"/>
-      <w:pStyle w:val="2"/>
       <w:lvlText w:val="%1.%2"/>
       <w:lvlJc w:val="left"/>
       <w:pPr>
@@ -798,7 +731,6 @@
     <w:lvl w:ilvl="2">
       <w:start w:val="1"/>
       <w:numFmt w:val="decimal"/>
-      <w:pStyle w:val="3"/>
       <w:lvlText w:val="%1.%2.%3"/>
       <w:lvlJc w:val="left"/>
       <w:pPr>
@@ -808,7 +740,6 @@
     <w:lvl w:ilvl="3">
       <w:start w:val="1"/>
       <w:numFmt w:val="decimal"/>
-      <w:pStyle w:val="4"/>
       <w:lvlText w:val="%1.%2.%3.%4"/>
       <w:lvlJc w:val="left"/>
       <w:pPr>
@@ -1422,13 +1353,10 @@
     <w:link w:val="10"/>
     <w:uiPriority w:val="9"/>
     <w:qFormat/>
-    <w:rsid w:val="00DA341B"/>
+    <w:rsid w:val="00380E6E"/>
     <w:pPr>
       <w:keepNext/>
       <w:keepLines/>
-      <w:numPr>
-        <w:numId w:val="32"/>
-      </w:numPr>
       <w:spacing w:before="600" w:after="120"/>
       <w:outlineLvl w:val="0"/>
     </w:pPr>
@@ -1448,14 +1376,10 @@
     <w:uiPriority w:val="9"/>
     <w:unhideWhenUsed/>
     <w:qFormat/>
-    <w:rsid w:val="00D5660F"/>
+    <w:rsid w:val="00380E6E"/>
     <w:pPr>
       <w:keepNext/>
       <w:keepLines/>
-      <w:numPr>
-        <w:ilvl w:val="1"/>
-        <w:numId w:val="32"/>
-      </w:numPr>
       <w:spacing w:after="0"/>
       <w:ind w:right="57"/>
       <w:outlineLvl w:val="1"/>
@@ -1476,13 +1400,10 @@
     <w:uiPriority w:val="9"/>
     <w:unhideWhenUsed/>
     <w:qFormat/>
+    <w:rsid w:val="00380E6E"/>
     <w:pPr>
       <w:keepNext/>
       <w:keepLines/>
-      <w:numPr>
-        <w:ilvl w:val="2"/>
-        <w:numId w:val="32"/>
-      </w:numPr>
       <w:spacing w:before="200" w:after="0"/>
       <w:outlineLvl w:val="2"/>
     </w:pPr>
@@ -1500,13 +1421,10 @@
     <w:uiPriority w:val="9"/>
     <w:unhideWhenUsed/>
     <w:qFormat/>
+    <w:rsid w:val="00380E6E"/>
     <w:pPr>
       <w:keepNext/>
       <w:keepLines/>
-      <w:numPr>
-        <w:ilvl w:val="3"/>
-        <w:numId w:val="32"/>
-      </w:numPr>
       <w:spacing w:before="200" w:after="0"/>
       <w:outlineLvl w:val="3"/>
     </w:pPr>
@@ -1689,7 +1607,7 @@
     <w:basedOn w:val="a"/>
     <w:next w:val="a0"/>
     <w:qFormat/>
-    <w:rsid w:val="00182A09"/>
+    <w:rsid w:val="002B292E"/>
     <w:pPr>
       <w:keepNext/>
       <w:keepLines/>
@@ -1697,11 +1615,11 @@
       <w:jc w:val="center"/>
     </w:pPr>
     <w:rPr>
-      <w:rFonts w:asciiTheme="majorHAnsi" w:eastAsia="幼圆" w:hAnsiTheme="majorHAnsi" w:cstheme="majorBidi"/>
+      <w:rFonts w:asciiTheme="majorHAnsi" w:eastAsia="等线" w:hAnsiTheme="majorHAnsi" w:cstheme="majorBidi"/>
       <w:b/>
       <w:bCs/>
       <w:color w:val="000000"/>
-      <w:sz w:val="36"/>
+      <w:sz w:val="44"/>
       <w:szCs w:val="36"/>
     </w:rPr>
   </w:style>
